--- a/droit social dcg/29- chomage.docx
+++ b/droit social dcg/29- chomage.docx
@@ -8,19 +8,34 @@
         <w:jc w:val="center"/>
       </w:pPr>
       <w:r>
-        <w:t>Fiche 29�: Le chomage</w:t>
+        <w:rPr>
+          <w:b/>
+          <w:color w:val="1F4E79"/>
+          <w:sz w:val="34"/>
+        </w:rPr>
+        <w:t>Fiche 29e: Le chomage</w:t>
       </w:r>
     </w:p>
     <w:p/>
     <w:p>
       <w:r>
+        <w:rPr>
+          <w:b w:val="0"/>
+          <w:color w:val="000000"/>
+          <w:sz w:val="22"/>
+        </w:rPr>
         <w:t>I- Le chomage</w:t>
       </w:r>
     </w:p>
     <w:p/>
     <w:p>
       <w:r>
-        <w:t>�</w:t>
+        <w:rPr>
+          <w:b w:val="0"/>
+          <w:color w:val="000000"/>
+          <w:sz w:val="22"/>
+        </w:rPr>
+        <w:t>e</w:t>
       </w:r>
     </w:p>
     <w:p>
@@ -28,7 +43,12 @@
         <w:pStyle w:val="Heading2"/>
       </w:pPr>
       <w:r>
-        <w:t>CONDITIONS DE PERCEPTION DE L�ARE A �</w:t>
+        <w:rPr>
+          <w:b/>
+          <w:color w:val="7030A0"/>
+          <w:sz w:val="24"/>
+        </w:rPr>
+        <w:t>CONDITIONS DE PERCEPTION DE L'ARE A e</w:t>
       </w:r>
     </w:p>
     <w:p>
@@ -36,37 +56,72 @@
         <w:pStyle w:val="Heading2"/>
       </w:pPr>
       <w:r>
+        <w:rPr>
+          <w:b/>
+          <w:color w:val="2F5496"/>
+          <w:sz w:val="24"/>
+        </w:rPr>
         <w:t>OUVERTURE DES DROITS</w:t>
       </w:r>
     </w:p>
     <w:p>
       <w:r>
+        <w:rPr>
+          <w:b w:val="0"/>
+          <w:color w:val="000000"/>
+          <w:sz w:val="22"/>
+        </w:rPr>
         <w:t>?</w:t>
       </w:r>
     </w:p>
     <w:p>
       <w:r>
-        <w:t>Le ch�mage ouvre droit au salari� qui en remplit les conditions, � la perception d�une allocation ch�mage qui repose sur</w:t>
+        <w:rPr>
+          <w:b w:val="0"/>
+          <w:color w:val="000000"/>
+          <w:sz w:val="22"/>
+        </w:rPr>
+        <w:t>Le chemage ouvre droit au salarie qui en remplit les conditions, e la perception d'une allocation chemage qui repose sur</w:t>
       </w:r>
     </w:p>
     <w:p>
       <w:r>
-        <w:t>un syst�me d�assurance.</w:t>
+        <w:rPr>
+          <w:b w:val="0"/>
+          <w:color w:val="000000"/>
+          <w:sz w:val="22"/>
+        </w:rPr>
+        <w:t>un systeme d'assurance.</w:t>
       </w:r>
     </w:p>
     <w:p>
       <w:r>
-        <w:t>Le demandeur d�emploi doit proc�der � son inscription aupr�s de France Travail pour b�n�ficier des droits que lui</w:t>
+        <w:rPr>
+          <w:b w:val="0"/>
+          <w:color w:val="000000"/>
+          <w:sz w:val="22"/>
+        </w:rPr>
+        <w:t>Le demandeur d'emploi doit proceder e son inscription aupres de France Travail pour ben'ficier des droits que lui</w:t>
       </w:r>
     </w:p>
     <w:p>
       <w:r>
-        <w:t>conf�re son statut.</w:t>
+        <w:rPr>
+          <w:b w:val="0"/>
+          <w:color w:val="000000"/>
+          <w:sz w:val="22"/>
+        </w:rPr>
+        <w:t>confere son statut.</w:t>
       </w:r>
     </w:p>
     <w:p>
       <w:r>
-        <w:t>Le b�n�fice de l�allocation d�aide au retour � l�emploi est accord� aux conditions suivantes :</w:t>
+        <w:rPr>
+          <w:b w:val="0"/>
+          <w:color w:val="000000"/>
+          <w:sz w:val="22"/>
+        </w:rPr>
+        <w:t>Le ben'fice de l'allocation d'aide au retour e l'emploi est accorde aux conditions suivantes :</w:t>
       </w:r>
     </w:p>
     <w:p>
@@ -74,12 +129,22 @@
         <w:pStyle w:val="ListBullet"/>
       </w:pPr>
       <w:r>
-        <w:t>�tre inscrit comme demandeur d�emploi ou accomplir une action de formation. L�inscription doit se faire dans les 12 -</w:t>
+        <w:rPr>
+          <w:b w:val="0"/>
+          <w:color w:val="000000"/>
+          <w:sz w:val="22"/>
+        </w:rPr>
+        <w:t>etre inscrit comme demandeur d'emploi ou accomplir une action de formation. L'inscription doit se faire dans les 12</w:t>
       </w:r>
     </w:p>
     <w:p>
       <w:r>
-        <w:t>mois � compter de la fin du contrat de travail ;</w:t>
+        <w:rPr>
+          <w:b w:val="0"/>
+          <w:color w:val="000000"/>
+          <w:sz w:val="22"/>
+        </w:rPr>
+        <w:t>mois e compter de la fin du contrat de travail ;</w:t>
       </w:r>
     </w:p>
     <w:p>
@@ -87,16 +152,31 @@
         <w:pStyle w:val="ListBullet"/>
       </w:pPr>
       <w:r>
-        <w:t>justifier d�une dur�e d�affiliation suffisante (avoir travaill� 6 mois au cours des 24 derniers mois - soit 130 jours ou 910 -</w:t>
+        <w:rPr>
+          <w:b w:val="0"/>
+          <w:color w:val="000000"/>
+          <w:sz w:val="22"/>
+        </w:rPr>
+        <w:t>justifier d'une duree d'affiliation suffisante (avoir travaille 6 mois au cours des 24 derniers mois - soit 130 jours ou 910</w:t>
       </w:r>
     </w:p>
     <w:p>
       <w:r>
-        <w:t>heures � pour les personnes de moins de 55 ans, et la m�me exigence mais calcul�e sur les 36 derniers mois pour les</w:t>
+        <w:rPr>
+          <w:b w:val="0"/>
+          <w:color w:val="000000"/>
+          <w:sz w:val="22"/>
+        </w:rPr>
+        <w:t>heures e pour les personnes de moins de 55 ans, et la m'me exigence mais calculee sur les 36 derniers mois pour les</w:t>
       </w:r>
     </w:p>
     <w:p>
       <w:r>
+        <w:rPr>
+          <w:b w:val="0"/>
+          <w:color w:val="000000"/>
+          <w:sz w:val="22"/>
+        </w:rPr>
         <w:t>personnes de 55 ans et plus) ;</w:t>
       </w:r>
     </w:p>
@@ -105,7 +185,12 @@
         <w:pStyle w:val="ListBullet"/>
       </w:pPr>
       <w:r>
-        <w:t>�tre involontairement priv� d�emploi ; -</w:t>
+        <w:rPr>
+          <w:b w:val="0"/>
+          <w:color w:val="000000"/>
+          <w:sz w:val="22"/>
+        </w:rPr>
+        <w:t>etre involontairement prive d'emploi ;</w:t>
       </w:r>
     </w:p>
     <w:p>
@@ -113,7 +198,12 @@
         <w:pStyle w:val="ListBullet"/>
       </w:pPr>
       <w:r>
-        <w:t>�tre � la recherche d�un emploi de fa�on effective et permanente ; -</w:t>
+        <w:rPr>
+          <w:b w:val="0"/>
+          <w:color w:val="000000"/>
+          <w:sz w:val="22"/>
+        </w:rPr>
+        <w:t>etre e la recherche d'un emploi de faeon effective et permanente ;</w:t>
       </w:r>
     </w:p>
     <w:p>
@@ -121,7 +211,12 @@
         <w:pStyle w:val="ListBullet"/>
       </w:pPr>
       <w:r>
-        <w:t>ne pas avoir atteint l��ge l�gal de d�part � la retraite ou celui permettant de b�n�ficier d�une retraite � taux plein ; -</w:t>
+        <w:rPr>
+          <w:b w:val="0"/>
+          <w:color w:val="000000"/>
+          <w:sz w:val="22"/>
+        </w:rPr>
+        <w:t>ne pas avoir atteint l'ege l'gal de d'part e la retraite ou celui permettant de ben'ficier d'une retraite e taux plein ;</w:t>
       </w:r>
     </w:p>
     <w:p>
@@ -129,37 +224,72 @@
         <w:pStyle w:val="ListBullet"/>
       </w:pPr>
       <w:r>
-        <w:t>�tre physiquement apte � occuper un emploi. -</w:t>
+        <w:rPr>
+          <w:b w:val="0"/>
+          <w:color w:val="000000"/>
+          <w:sz w:val="22"/>
+        </w:rPr>
+        <w:t>etre physiquement apte e occuper un emploi.</w:t>
       </w:r>
     </w:p>
     <w:p>
       <w:r>
-        <w:t>� noter, une disposition issue de la loi du 21 d�cembre 2022 : � l�issue d�un contrat � dur�e d�termin�e ou de travail</w:t>
+        <w:rPr>
+          <w:b w:val="0"/>
+          <w:color w:val="000000"/>
+          <w:sz w:val="22"/>
+        </w:rPr>
+        <w:t>e noter, une disposition issue de la loi du 21 d'cembre 2022 : e l'issue d'un contrat e duree d'terminee ou de travail</w:t>
       </w:r>
     </w:p>
     <w:p>
       <w:r>
-        <w:t>temporaire, l�employeur doit notifier au salari�, lorsque cela est envisag�, son intention de poursuivre la relation de travail en</w:t>
+        <w:rPr>
+          <w:b w:val="0"/>
+          <w:color w:val="000000"/>
+          <w:sz w:val="22"/>
+        </w:rPr>
+        <w:t>temporaire, l'employeur doit notifier au salarie, lorsque cela est envisage, son intention de poursuivre la relation de travail en</w:t>
       </w:r>
     </w:p>
     <w:p>
       <w:r>
-        <w:t>contrat � dur�e ind�termin�e. En cas de deux refus cons�cutifs sur une p�riode de 12 mois sur des emplois similaires (lieu de</w:t>
+        <w:rPr>
+          <w:b w:val="0"/>
+          <w:color w:val="000000"/>
+          <w:sz w:val="22"/>
+        </w:rPr>
+        <w:t>contrat e duree indeterminee. En cas de deux refus consecutifs sur une periode de 12 mois sur des emplois similaires (lieu de</w:t>
       </w:r>
     </w:p>
     <w:p>
       <w:r>
-        <w:t>travail, r�mun�ration, responsabilit�), le demandeur d�emploi perd ses droits � l�assurance ch�mage sauf exception.</w:t>
+        <w:rPr>
+          <w:b w:val="0"/>
+          <w:color w:val="000000"/>
+          <w:sz w:val="22"/>
+        </w:rPr>
+        <w:t>travail, remuneration, responsabilite), le demandeur d'emploi perd ses droits e l'assurance chemage sauf exception.</w:t>
       </w:r>
     </w:p>
     <w:p>
       <w:r>
-        <w:t>D�autre part le refus de deux offres raisonnables d�emploi peut exposer le demandeur d�emploi � sa radiation de France</w:t>
+        <w:rPr>
+          <w:b w:val="0"/>
+          <w:color w:val="000000"/>
+          <w:sz w:val="22"/>
+        </w:rPr>
+        <w:t>D'autre part le refus de deux offres raisonnables d'emploi peut exposer le demandeur d'emploi e sa radiation de France</w:t>
       </w:r>
     </w:p>
     <w:p>
       <w:r>
-        <w:t>Travail et � la perte de son allocation. La notion d�offre raisonnable a �t� pr�cis�e dans la convention du 15 novembre 2024.</w:t>
+        <w:rPr>
+          <w:b w:val="0"/>
+          <w:color w:val="000000"/>
+          <w:sz w:val="22"/>
+        </w:rPr>
+        <w:t>Travail et e la perte de son allocation. La notion d'offre raisonnable a et' precisee dans la convention du 15 novembre 2024.</w:t>
       </w:r>
     </w:p>
     <w:p/>
@@ -168,37 +298,72 @@
         <w:pStyle w:val="Heading2"/>
       </w:pPr>
       <w:r>
+        <w:rPr>
+          <w:b/>
+          <w:color w:val="2F5496"/>
+          <w:sz w:val="24"/>
+        </w:rPr>
         <w:t>DUREE D'INDEMNISATION</w:t>
       </w:r>
     </w:p>
     <w:p>
       <w:r>
+        <w:rPr>
+          <w:b w:val="0"/>
+          <w:color w:val="000000"/>
+          <w:sz w:val="22"/>
+        </w:rPr>
         <w:t>?</w:t>
       </w:r>
     </w:p>
     <w:p>
       <w:r>
-        <w:t>De nouvelles r�gles qui prennent en compte le march� de l�emploi s�appliquent depuis le 1er avril 2025.</w:t>
+        <w:rPr>
+          <w:b w:val="0"/>
+          <w:color w:val="000000"/>
+          <w:sz w:val="22"/>
+        </w:rPr>
+        <w:t>De nouvelles regles qui prennent en compte le marche de l'emploi s'appliquent depuis le 1er avril 2025.</w:t>
       </w:r>
     </w:p>
     <w:p>
       <w:r>
+        <w:rPr>
+          <w:b w:val="0"/>
+          <w:color w:val="000000"/>
+          <w:sz w:val="22"/>
+        </w:rPr>
         <w:t>Principe</w:t>
       </w:r>
     </w:p>
     <w:p>
       <w:r>
-        <w:t>La dur�e d�indemnisation minimale dans le cas g�n�ral ne peut �tre inf�rieure � 182 jours calendaires (c�est-�-dire que si</w:t>
+        <w:rPr>
+          <w:b w:val="0"/>
+          <w:color w:val="000000"/>
+          <w:sz w:val="22"/>
+        </w:rPr>
+        <w:t>La duree d'indemnisation minimale dans le cas gen'ral ne peut etre inferieure e 182 jours calendaires (c'est-e-dire que si</w:t>
       </w:r>
     </w:p>
     <w:p>
       <w:r>
-        <w:t>la dur�e d�emploi est de moins de 6 mois, il n�y a pas d�indemnisation).</w:t>
+        <w:rPr>
+          <w:b w:val="0"/>
+          <w:color w:val="000000"/>
+          <w:sz w:val="22"/>
+        </w:rPr>
+        <w:t>la duree d'emploi est de moins de 6 mois, il n'y a pas d'indemnisation).</w:t>
       </w:r>
     </w:p>
     <w:p>
       <w:r>
-        <w:t>Lorsque la conjoncture est d�favorable, elle ne peut �tre sup�rieure � :</w:t>
+        <w:rPr>
+          <w:b w:val="0"/>
+          <w:color w:val="000000"/>
+          <w:sz w:val="22"/>
+        </w:rPr>
+        <w:t>Lorsque la conjoncture est d'favorable, elle ne peut etre superieure e :</w:t>
       </w:r>
     </w:p>
     <w:p>
@@ -206,7 +371,12 @@
         <w:pStyle w:val="ListBullet"/>
       </w:pPr>
       <w:r>
-        <w:t>24 mois pour les moins de 55 ans ; -</w:t>
+        <w:rPr>
+          <w:b w:val="0"/>
+          <w:color w:val="000000"/>
+          <w:sz w:val="22"/>
+        </w:rPr>
+        <w:t>24 mois pour les moins de 55 ans ;</w:t>
       </w:r>
     </w:p>
     <w:p>
@@ -214,7 +384,12 @@
         <w:pStyle w:val="ListBullet"/>
       </w:pPr>
       <w:r>
-        <w:t>30 mois de 55 � 56 ans ; -</w:t>
+        <w:rPr>
+          <w:b w:val="0"/>
+          <w:color w:val="000000"/>
+          <w:sz w:val="22"/>
+        </w:rPr>
+        <w:t>30 mois de 55 e 56 ans ;</w:t>
       </w:r>
     </w:p>
     <w:p>
@@ -222,17 +397,32 @@
         <w:pStyle w:val="ListBullet"/>
       </w:pPr>
       <w:r>
-        <w:t>36 mois � partir de 57 ans et plus. -</w:t>
+        <w:rPr>
+          <w:b w:val="0"/>
+          <w:color w:val="000000"/>
+          <w:sz w:val="22"/>
+        </w:rPr>
+        <w:t>36 mois e partir de 57 ans et plus.</w:t>
       </w:r>
     </w:p>
     <w:p>
       <w:r>
-        <w:t>Att�nuation du principe</w:t>
+        <w:rPr>
+          <w:b w:val="0"/>
+          <w:color w:val="000000"/>
+          <w:sz w:val="22"/>
+        </w:rPr>
+        <w:t>Attenuation du principe</w:t>
       </w:r>
     </w:p>
     <w:p>
       <w:r>
-        <w:t>La dur�e minimale est inchang�e. Concernant la dur�e maximale, elle peut �tre diminu�e selon la r�gle suivante :</w:t>
+        <w:rPr>
+          <w:b w:val="0"/>
+          <w:color w:val="000000"/>
+          <w:sz w:val="22"/>
+        </w:rPr>
+        <w:t>La duree minimale est inchangee. Concernant la duree maximale, elle peut etre diminuee selon la regle suivante :</w:t>
       </w:r>
     </w:p>
     <w:p>
@@ -240,12 +430,22 @@
         <w:pStyle w:val="ListBullet"/>
       </w:pPr>
       <w:r>
-        <w:t>si le taux de ch�mage global est inf�rieur � 9% et qu�il n�a pas progress� de 0,8% sur 1 trimestre, la dur�e -</w:t>
+        <w:rPr>
+          <w:b w:val="0"/>
+          <w:color w:val="000000"/>
+          <w:sz w:val="22"/>
+        </w:rPr>
+        <w:t>si le taux de chemage global est inferieur e 9% et qu'il n'a pas progresse de 0,8% sur 1 trimestre, la duree</w:t>
       </w:r>
     </w:p>
     <w:p>
       <w:r>
-        <w:t>d�indemnisation est r�duite de 25% (soit 548 jours au lieu de 730 pour les moins de 55 ans = 18 mois au lieu de 24) ;</w:t>
+        <w:rPr>
+          <w:b w:val="0"/>
+          <w:color w:val="000000"/>
+          <w:sz w:val="22"/>
+        </w:rPr>
+        <w:t>d'indemnisation est reduite de 25% (soit 548 jours au lieu de 730 pour les moins de 55 ans = 18 mois au lieu de 24) ;</w:t>
       </w:r>
     </w:p>
     <w:p>
@@ -253,12 +453,22 @@
         <w:pStyle w:val="ListBullet"/>
       </w:pPr>
       <w:r>
-        <w:t>si le taux de ch�mage global est inf�rieur � 9% et qu�il a progress� de 0,8%, les allocataires b�n�ficient d�un -</w:t>
+        <w:rPr>
+          <w:b w:val="0"/>
+          <w:color w:val="000000"/>
+          <w:sz w:val="22"/>
+        </w:rPr>
+        <w:t>si le taux de chemage global est inferieur e 9% et qu'il a progresse de 0,8%, les allocataires ben'ficient d'un</w:t>
       </w:r>
     </w:p>
     <w:p>
       <w:r>
-        <w:t>compl�ment de fin de droits amenant la dur�e d�indemnisation � celle pr�vue au principe.</w:t>
+        <w:rPr>
+          <w:b w:val="0"/>
+          <w:color w:val="000000"/>
+          <w:sz w:val="22"/>
+        </w:rPr>
+        <w:t>complement de fin de droits amenant la duree d'indemnisation e celle prevue au principe.</w:t>
       </w:r>
     </w:p>
     <w:p>
@@ -266,47 +476,92 @@
         <w:pStyle w:val="Heading2"/>
       </w:pPr>
       <w:r>
+        <w:rPr>
+          <w:b/>
+          <w:color w:val="2F5496"/>
+          <w:sz w:val="24"/>
+        </w:rPr>
         <w:t>DROITS RECHARGEABLES</w:t>
       </w:r>
     </w:p>
     <w:p>
       <w:r>
+        <w:rPr>
+          <w:b w:val="0"/>
+          <w:color w:val="000000"/>
+          <w:sz w:val="22"/>
+        </w:rPr>
         <w:t>?</w:t>
       </w:r>
     </w:p>
     <w:p>
       <w:r>
+        <w:rPr>
+          <w:b w:val="0"/>
+          <w:color w:val="000000"/>
+          <w:sz w:val="22"/>
+        </w:rPr>
         <w:t>Depuis le 1</w:t>
       </w:r>
     </w:p>
     <w:p>
       <w:r>
+        <w:rPr>
+          <w:b w:val="0"/>
+          <w:color w:val="000000"/>
+          <w:sz w:val="22"/>
+        </w:rPr>
         <w:t>er</w:t>
       </w:r>
     </w:p>
     <w:p>
       <w:r>
-        <w:t>octobre 2014, les demandeurs d�emplois b�n�ficient de droits rechargeables dont le principe est le suivant :</w:t>
+        <w:rPr>
+          <w:b w:val="0"/>
+          <w:color w:val="000000"/>
+          <w:sz w:val="22"/>
+        </w:rPr>
+        <w:t>octobre 2014, les demandeurs d'emplois ben'ficient de droits rechargeables dont le principe est le suivant :</w:t>
       </w:r>
     </w:p>
     <w:p>
       <w:r>
-        <w:t>si au cours de la p�riode d�indemnisation le demandeur d�emploi retrouve une activit� salari�e, ses droits sont</w:t>
+        <w:rPr>
+          <w:b w:val="0"/>
+          <w:color w:val="000000"/>
+          <w:sz w:val="22"/>
+        </w:rPr>
+        <w:t>si au cours de la periode d'indemnisation le demandeur d'emploi retrouve une activite salariee, ses droits sont</w:t>
       </w:r>
     </w:p>
     <w:p>
       <w:r>
-        <w:t>suspendus, mais il conserve les droits non utilis�s en cas de nouvelle perte involontaire d�emploi � condition d�avoir</w:t>
+        <w:rPr>
+          <w:b w:val="0"/>
+          <w:color w:val="000000"/>
+          <w:sz w:val="22"/>
+        </w:rPr>
+        <w:t>suspendus, mais il conserve les droits non utilises en cas de nouvelle perte involontaire d'emploi e condition d'avoir</w:t>
       </w:r>
     </w:p>
     <w:p>
       <w:r>
-        <w:t>travaill� au moins 910 heures sur l�ensemble de la p�riode d�indemnisation. Il dispose d�un droit d�option entre ses</w:t>
+        <w:rPr>
+          <w:b w:val="0"/>
+          <w:color w:val="000000"/>
+          <w:sz w:val="22"/>
+        </w:rPr>
+        <w:t>travaille au moins 910 heures sur l'ensemble de la periode d'indemnisation. Il dispose d'un droit d'option entre ses</w:t>
       </w:r>
     </w:p>
     <w:p>
       <w:r>
-        <w:t>anciens droits et les nouveaux r�sultant de sa derni�re activit�.</w:t>
+        <w:rPr>
+          <w:b w:val="0"/>
+          <w:color w:val="000000"/>
+          <w:sz w:val="22"/>
+        </w:rPr>
+        <w:t>anciens droits et les nouveaux resultant de sa derniere activite.</w:t>
       </w:r>
     </w:p>
     <w:p>
@@ -314,17 +569,32 @@
         <w:pStyle w:val="Heading2"/>
       </w:pPr>
       <w:r>
-        <w:t>MONTANT DE L�INDEMNISATION</w:t>
+        <w:rPr>
+          <w:b/>
+          <w:color w:val="2F5496"/>
+          <w:sz w:val="24"/>
+        </w:rPr>
+        <w:t>MONTANT DE L'INDEMNISATION</w:t>
       </w:r>
     </w:p>
     <w:p>
       <w:r>
+        <w:rPr>
+          <w:b w:val="0"/>
+          <w:color w:val="000000"/>
+          <w:sz w:val="22"/>
+        </w:rPr>
         <w:t>?</w:t>
       </w:r>
     </w:p>
     <w:p>
       <w:r>
-        <w:t>Le montant brut de l�allocation est �gal :</w:t>
+        <w:rPr>
+          <w:b w:val="0"/>
+          <w:color w:val="000000"/>
+          <w:sz w:val="22"/>
+        </w:rPr>
+        <w:t>Le montant brut de l'allocation est egal :</w:t>
       </w:r>
     </w:p>
     <w:p>
@@ -332,21 +602,41 @@
         <w:pStyle w:val="ListBullet"/>
       </w:pPr>
       <w:r>
-        <w:t>� 40,4% du salaire journalier de r�f�rence (calcul� sur la base des r�mun�rations per�ues au cours des 24 derniers -</w:t>
+        <w:rPr>
+          <w:b w:val="0"/>
+          <w:color w:val="000000"/>
+          <w:sz w:val="22"/>
+        </w:rPr>
+        <w:t>e 40,4% du salaire journalier de reference (calcule sur la base des remunerations pereues au cours des 24 derniers</w:t>
       </w:r>
     </w:p>
     <w:p>
       <w:r>
-        <w:t>mois pour les moins de 55 ans) plus une partie fixe de 13,18 � (valeur au 1</w:t>
+        <w:rPr>
+          <w:b w:val="0"/>
+          <w:color w:val="000000"/>
+          <w:sz w:val="22"/>
+        </w:rPr>
+        <w:t>mois pour les moins de 55 ans) plus une partie fixe de 13,18 e (valeur au 1</w:t>
       </w:r>
     </w:p>
     <w:p>
       <w:r>
+        <w:rPr>
+          <w:b w:val="0"/>
+          <w:color w:val="000000"/>
+          <w:sz w:val="22"/>
+        </w:rPr>
         <w:t>er</w:t>
       </w:r>
     </w:p>
     <w:p>
       <w:r>
+        <w:rPr>
+          <w:b w:val="0"/>
+          <w:color w:val="000000"/>
+          <w:sz w:val="22"/>
+        </w:rPr>
         <w:t>juillet 2025).</w:t>
       </w:r>
     </w:p>
@@ -355,82 +645,162 @@
         <w:pStyle w:val="ListBullet"/>
       </w:pPr>
       <w:r>
-        <w:t>et ne peux �tre inf�rieure � 57% du salaire journalier de r�f�rence. -</w:t>
+        <w:rPr>
+          <w:b w:val="0"/>
+          <w:color w:val="000000"/>
+          <w:sz w:val="22"/>
+        </w:rPr>
+        <w:t>et ne peux etre inferieure e 57% du salaire journalier de reference.</w:t>
       </w:r>
     </w:p>
     <w:p>
       <w:r>
-        <w:t>En toute hypoth�se, le montant journalier de l�ARE ne peut �tre inf�rieur � 32,13 � (valeur au 1</w:t>
+        <w:rPr>
+          <w:b w:val="0"/>
+          <w:color w:val="000000"/>
+          <w:sz w:val="22"/>
+        </w:rPr>
+        <w:t>En toute hypothese, le montant journalier de l'ARE ne peut etre inferieur e 32,13 e (valeur au 1</w:t>
       </w:r>
     </w:p>
     <w:p>
       <w:r>
+        <w:rPr>
+          <w:b w:val="0"/>
+          <w:color w:val="000000"/>
+          <w:sz w:val="22"/>
+        </w:rPr>
         <w:t>er</w:t>
       </w:r>
     </w:p>
     <w:p>
       <w:r>
-        <w:t>avril 2025) ni sup�rieur �</w:t>
+        <w:rPr>
+          <w:b w:val="0"/>
+          <w:color w:val="000000"/>
+          <w:sz w:val="22"/>
+        </w:rPr>
+        <w:t>avril 2025) ni superieur e</w:t>
       </w:r>
     </w:p>
     <w:p>
       <w:r>
-        <w:t>75% du salaire journalier de r�f�rence. Depuis le 1</w:t>
+        <w:rPr>
+          <w:b w:val="0"/>
+          <w:color w:val="000000"/>
+          <w:sz w:val="22"/>
+        </w:rPr>
+        <w:t>75% du salaire journalier de reference. Depuis le 1</w:t>
       </w:r>
     </w:p>
     <w:p>
       <w:r>
+        <w:rPr>
+          <w:b w:val="0"/>
+          <w:color w:val="000000"/>
+          <w:sz w:val="22"/>
+        </w:rPr>
         <w:t>er</w:t>
       </w:r>
     </w:p>
     <w:p>
       <w:r>
-        <w:t>juillet 2021, le salaire journalier de r�f�rence est �tabli � partir des</w:t>
+        <w:rPr>
+          <w:b w:val="0"/>
+          <w:color w:val="000000"/>
+          <w:sz w:val="22"/>
+        </w:rPr>
+        <w:t>juillet 2021, le salaire journalier de reference est etabli e partir des</w:t>
       </w:r>
     </w:p>
     <w:p>
       <w:r>
-        <w:t>r�mun�rations per�ues au cours des 24 derniers mois civils pr�c�dents la perte d�emploi. Les jours d�inactivit�s sont pris</w:t>
+        <w:rPr>
+          <w:b w:val="0"/>
+          <w:color w:val="000000"/>
+          <w:sz w:val="22"/>
+        </w:rPr>
+        <w:t>remunerations pereues au cours des 24 derniers mois civils prec'dents la perte d'emploi. Les jours d'inactivites sont pris</w:t>
       </w:r>
     </w:p>
     <w:p>
       <w:r>
-        <w:t>en compte dans un plafond 70% des p�riodes d�emploi (depuis le 1</w:t>
+        <w:rPr>
+          <w:b w:val="0"/>
+          <w:color w:val="000000"/>
+          <w:sz w:val="22"/>
+        </w:rPr>
+        <w:t>en compte dans un plafond 70% des periodes d'emploi (depuis le 1</w:t>
       </w:r>
     </w:p>
     <w:p>
       <w:r>
+        <w:rPr>
+          <w:b w:val="0"/>
+          <w:color w:val="000000"/>
+          <w:sz w:val="22"/>
+        </w:rPr>
         <w:t>er</w:t>
       </w:r>
     </w:p>
     <w:p>
       <w:r>
+        <w:rPr>
+          <w:b w:val="0"/>
+          <w:color w:val="000000"/>
+          <w:sz w:val="22"/>
+        </w:rPr>
         <w:t>avril 2025).</w:t>
       </w:r>
     </w:p>
     <w:p>
       <w:r>
-        <w:t>Enfin, il est pr�vu un syst�me de d�gressivit� pour les personnes dont le revenu est sup�rieur 4 940 euros brut par mois.</w:t>
+        <w:rPr>
+          <w:b w:val="0"/>
+          <w:color w:val="000000"/>
+          <w:sz w:val="22"/>
+        </w:rPr>
+        <w:t>Enfin, il est prevu un systeme de d'gressivite pour les personnes dont le revenu est superieur 4 940 euros brut par mois.</w:t>
       </w:r>
     </w:p>
     <w:p>
       <w:r>
-        <w:t>Le m�canisme s�appliquera � compter du 7</w:t>
+        <w:rPr>
+          <w:b w:val="0"/>
+          <w:color w:val="000000"/>
+          <w:sz w:val="22"/>
+        </w:rPr>
+        <w:t>Le m'canisme s'appliquera e compter du 7</w:t>
       </w:r>
     </w:p>
     <w:p>
       <w:r>
+        <w:rPr>
+          <w:b w:val="0"/>
+          <w:color w:val="000000"/>
+          <w:sz w:val="22"/>
+        </w:rPr>
         <w:t>e</w:t>
       </w:r>
     </w:p>
     <w:p>
       <w:r>
-        <w:t>mois d�indemnisation. N�anmoins, la d�gressivit� de l�allocation ne s�ap-</w:t>
+        <w:rPr>
+          <w:b w:val="0"/>
+          <w:color w:val="000000"/>
+          <w:sz w:val="22"/>
+        </w:rPr>
+        <w:t>mois d'indemnisation. N'anmoins, la d'gressivite de l'allocation ne s'ap-</w:t>
       </w:r>
     </w:p>
     <w:p>
       <w:r>
-        <w:t>plique pas � partir de 55 ans.</w:t>
+        <w:rPr>
+          <w:b w:val="0"/>
+          <w:color w:val="000000"/>
+          <w:sz w:val="22"/>
+        </w:rPr>
+        <w:t>plique pas e partir de 55 ans.</w:t>
       </w:r>
     </w:p>
     <w:p>
@@ -438,27 +808,52 @@
         <w:pStyle w:val="Heading2"/>
       </w:pPr>
       <w:r>
-        <w:t>LA PROTECTION SOCIALE DU CH�MEUR B �</w:t>
+        <w:rPr>
+          <w:b/>
+          <w:color w:val="2F5496"/>
+          <w:sz w:val="24"/>
+        </w:rPr>
+        <w:t>LA PROTECTION SOCIALE DU CHeMEUR B e</w:t>
       </w:r>
     </w:p>
     <w:p>
       <w:r>
-        <w:t>Toute personne justifiant de l�allocation d�aide retour � l�emploi ainsi que de l�allocation de solidarit� sp�cifique</w:t>
+        <w:rPr>
+          <w:b w:val="0"/>
+          <w:color w:val="000000"/>
+          <w:sz w:val="22"/>
+        </w:rPr>
+        <w:t>Toute personne justifiant de l'allocation d'aide retour e l'emploi ainsi que de l'allocation de solidarite specifique</w:t>
       </w:r>
     </w:p>
     <w:p>
       <w:r>
-        <w:t>b�n�ficie du maintien de ses droits aux prestations d�assurance maladie, maternit�, invalidit� et d�c�s entrant dans le</w:t>
+        <w:rPr>
+          <w:b w:val="0"/>
+          <w:color w:val="000000"/>
+          <w:sz w:val="22"/>
+        </w:rPr>
+        <w:t>ben'ficie du maintien de ses droits aux prestations d'assurance maladie, maternite, invalidite et d'c's entrant dans le</w:t>
       </w:r>
     </w:p>
     <w:p>
       <w:r>
-        <w:t>cadre du r�gime obligatoire dont elle relevait ant�rieurement (L 311-5 C. ss.). La dur�e des prestations est �quivalente �</w:t>
+        <w:rPr>
+          <w:b w:val="0"/>
+          <w:color w:val="000000"/>
+          <w:sz w:val="22"/>
+        </w:rPr>
+        <w:t>cadre du regime obligatoire dont elle relevait anterieurement (L 311-5 C. ss.). La duree des prestations est equivalente e</w:t>
       </w:r>
     </w:p>
     <w:p>
       <w:r>
-        <w:t>celle des allocations. Au-del�, seules les prestations en nature des assurances maladie et maternit� sont servies.</w:t>
+        <w:rPr>
+          <w:b w:val="0"/>
+          <w:color w:val="000000"/>
+          <w:sz w:val="22"/>
+        </w:rPr>
+        <w:t>celle des allocations. Au-dele, seules les prestations en nature des assurances maladie et maternite sont servies.</w:t>
       </w:r>
     </w:p>
     <w:p>
@@ -466,7 +861,12 @@
         <w:pStyle w:val="Heading2"/>
       </w:pPr>
       <w:r>
-        <w:t>L�ACTIVIT� PARTIELLE (ANCIENNEMENT CH�MAGE PARTIEL) II �</w:t>
+        <w:rPr>
+          <w:b/>
+          <w:color w:val="2F5496"/>
+          <w:sz w:val="24"/>
+        </w:rPr>
+        <w:t>L'ACTIVITe PARTIELLE (ANCIENNEMENT CHeMAGE PARTIEL) II e</w:t>
       </w:r>
     </w:p>
     <w:p>
@@ -474,12 +874,22 @@
         <w:pStyle w:val="Heading2"/>
       </w:pPr>
       <w:r>
-        <w:t>RECOURS ET R�MUN�RATION DE L�ACTIVIT� PARTIELLE A �</w:t>
+        <w:rPr>
+          <w:b/>
+          <w:color w:val="2F5496"/>
+          <w:sz w:val="24"/>
+        </w:rPr>
+        <w:t>RECOURS ET ReMUNeRATION DE L'ACTIVITe PARTIELLE A e</w:t>
       </w:r>
     </w:p>
     <w:p>
       <w:r>
-        <w:t>Lorsque l�employeur est contraint de diminuer la r�mun�ration des salari�s, au motif (art. L 5122-1 C.Trav) :</w:t>
+        <w:rPr>
+          <w:b w:val="0"/>
+          <w:color w:val="000000"/>
+          <w:sz w:val="22"/>
+        </w:rPr>
+        <w:t>Lorsque l'employeur est contraint de diminuer la remuneration des salaries, au motif (art. L 5122-1 C.Trav) :</w:t>
       </w:r>
     </w:p>
     <w:p>
@@ -487,7 +897,12 @@
         <w:pStyle w:val="ListBullet"/>
       </w:pPr>
       <w:r>
-        <w:t>de la fermeture l�entreprise, -</w:t>
+        <w:rPr>
+          <w:b w:val="0"/>
+          <w:color w:val="000000"/>
+          <w:sz w:val="22"/>
+        </w:rPr>
+        <w:t>de la fermeture l'entreprise,</w:t>
       </w:r>
     </w:p>
     <w:p>
@@ -495,11 +910,21 @@
         <w:pStyle w:val="ListBullet"/>
       </w:pPr>
       <w:r>
-        <w:t>ou de la r�duction de l�horaire de travail, -</w:t>
+        <w:rPr>
+          <w:b w:val="0"/>
+          <w:color w:val="000000"/>
+          <w:sz w:val="22"/>
+        </w:rPr>
+        <w:t>ou de la reduction de l'horaire de travail,</w:t>
       </w:r>
     </w:p>
     <w:p>
       <w:r>
+        <w:rPr>
+          <w:b w:val="0"/>
+          <w:color w:val="000000"/>
+          <w:sz w:val="22"/>
+        </w:rPr>
         <w:t>en raison :</w:t>
       </w:r>
     </w:p>
@@ -508,7 +933,12 @@
         <w:pStyle w:val="ListBullet"/>
       </w:pPr>
       <w:r>
-        <w:t>de la conjoncture �conomique, -</w:t>
+        <w:rPr>
+          <w:b w:val="0"/>
+          <w:color w:val="000000"/>
+          <w:sz w:val="22"/>
+        </w:rPr>
+        <w:t>de la conjoncture economique,</w:t>
       </w:r>
     </w:p>
     <w:p>
@@ -516,7 +946,12 @@
         <w:pStyle w:val="ListBullet"/>
       </w:pPr>
       <w:r>
-        <w:t>des difficult�s d�approvisionnement en mati�res premi�res ou en �nergie, -</w:t>
+        <w:rPr>
+          <w:b w:val="0"/>
+          <w:color w:val="000000"/>
+          <w:sz w:val="22"/>
+        </w:rPr>
+        <w:t>des difficultes d'approvisionnement en matieres premieres ou en energie,</w:t>
       </w:r>
     </w:p>
     <w:p>
@@ -524,7 +959,12 @@
         <w:pStyle w:val="ListBullet"/>
       </w:pPr>
       <w:r>
-        <w:t>d�un sinistre ou des intemp�ries de caract�re exceptionnel, -</w:t>
+        <w:rPr>
+          <w:b w:val="0"/>
+          <w:color w:val="000000"/>
+          <w:sz w:val="22"/>
+        </w:rPr>
+        <w:t>d'un sinistre ou des intemperies de caractere exceptionnel,</w:t>
       </w:r>
     </w:p>
     <w:p>
@@ -532,7 +972,12 @@
         <w:pStyle w:val="ListBullet"/>
       </w:pPr>
       <w:r>
-        <w:t>de la transformation, restructuration ou modernisation de l�entreprise, -</w:t>
+        <w:rPr>
+          <w:b w:val="0"/>
+          <w:color w:val="000000"/>
+          <w:sz w:val="22"/>
+        </w:rPr>
+        <w:t>de la transformation, restructuration ou modernisation de l'entreprise,</w:t>
       </w:r>
     </w:p>
     <w:p>
@@ -540,12 +985,22 @@
         <w:pStyle w:val="ListBullet"/>
       </w:pPr>
       <w:r>
-        <w:t>ou de toute autre circonstance de caract�re exceptionnel, -</w:t>
+        <w:rPr>
+          <w:b w:val="0"/>
+          <w:color w:val="000000"/>
+          <w:sz w:val="22"/>
+        </w:rPr>
+        <w:t>ou de toute autre circonstance de caractere exceptionnel,</w:t>
       </w:r>
     </w:p>
     <w:p>
       <w:r>
-        <w:t>il est possible de placer les salari�s en position d�activit� partielle.</w:t>
+        <w:rPr>
+          <w:b w:val="0"/>
+          <w:color w:val="000000"/>
+          <w:sz w:val="22"/>
+        </w:rPr>
+        <w:t>il est possible de placer les salaries en position d'activite partielle.</w:t>
       </w:r>
     </w:p>
     <w:p>
@@ -553,12 +1008,22 @@
         <w:pStyle w:val="Heading2"/>
       </w:pPr>
       <w:r>
-        <w:t>PROC�DURE B �</w:t>
+        <w:rPr>
+          <w:b/>
+          <w:color w:val="2F5496"/>
+          <w:sz w:val="24"/>
+        </w:rPr>
+        <w:t>PROCeDURE B e</w:t>
       </w:r>
     </w:p>
     <w:p>
       <w:r>
-        <w:t>L�employeur pla�ant les salari�s en activit� partielle doit au pr�alable :</w:t>
+        <w:rPr>
+          <w:b w:val="0"/>
+          <w:color w:val="000000"/>
+          <w:sz w:val="22"/>
+        </w:rPr>
+        <w:t>L'employeur plaeant les salaries en activite partielle doit au prealable :</w:t>
       </w:r>
     </w:p>
     <w:p>
@@ -566,37 +1031,72 @@
         <w:pStyle w:val="ListBullet"/>
       </w:pPr>
       <w:r>
-        <w:t>consulter le comit� social et �conomique, en indiquant les motifs la justifiant, ainsi que les activit�s concern�es et les -</w:t>
+        <w:rPr>
+          <w:b w:val="0"/>
+          <w:color w:val="000000"/>
+          <w:sz w:val="22"/>
+        </w:rPr>
+        <w:t>consulter le comite social et economique, en indiquant les motifs la justifiant, ainsi que les activites concernees et les</w:t>
       </w:r>
     </w:p>
     <w:p>
       <w:r>
-        <w:t>modalit�s de sa mise en �uvre ;</w:t>
+        <w:rPr>
+          <w:b w:val="0"/>
+          <w:color w:val="000000"/>
+          <w:sz w:val="22"/>
+        </w:rPr>
+        <w:t>modalites de sa mise en euvre ;</w:t>
       </w:r>
     </w:p>
     <w:p>
       <w:r>
-        <w:t>adresser une demande d�autorisation administrative aupr�s de la direction d�partementale de l��conomie, de l�em--</w:t>
+        <w:rPr>
+          <w:b w:val="0"/>
+          <w:color w:val="000000"/>
+          <w:sz w:val="22"/>
+        </w:rPr>
+        <w:t>adresser une demande d'autorisation administrative aupres de la direction d'partementale de l'economie, de l'em--</w:t>
       </w:r>
     </w:p>
     <w:p>
       <w:r>
-        <w:t>ploi, du travail et des solidarit�s (DDETS). La demande doit �tre formul�e dans un d�lai de 30 jours � compter du</w:t>
+        <w:rPr>
+          <w:b w:val="0"/>
+          <w:color w:val="000000"/>
+          <w:sz w:val="22"/>
+        </w:rPr>
+        <w:t>ploi, du travail et des solidarites (DDETS). La demande doit etre formulee dans un d'lai de 30 jours e compter du</w:t>
       </w:r>
     </w:p>
     <w:p>
       <w:r>
-        <w:t>placement des salari�s en activit� partielle (service en ligne) ;</w:t>
+        <w:rPr>
+          <w:b w:val="0"/>
+          <w:color w:val="000000"/>
+          <w:sz w:val="22"/>
+        </w:rPr>
+        <w:t>placement des salaries en activite partielle (service en ligne) ;</w:t>
       </w:r>
     </w:p>
     <w:p>
       <w:r>
-        <w:t>L�instruction de la demande est encadr�e dans un d�lai de 15 jours. En l�absence de r�ponse dans ce d�lai, la demande est</w:t>
+        <w:rPr>
+          <w:b w:val="0"/>
+          <w:color w:val="000000"/>
+          <w:sz w:val="22"/>
+        </w:rPr>
+        <w:t>L'instruction de la demande est encadree dans un d'lai de 15 jours. En l'absence de reponse dans ce d'lai, la demande est</w:t>
       </w:r>
     </w:p>
     <w:p>
       <w:r>
-        <w:t>tacitement accord�e. En cas d�accord, l�autorisation est accord�e pour une dur�e de 3 mois renouvelable dans la limite de 6 mois.</w:t>
+        <w:rPr>
+          <w:b w:val="0"/>
+          <w:color w:val="000000"/>
+          <w:sz w:val="22"/>
+        </w:rPr>
+        <w:t>tacitement accordee. En cas d'accord, l'autorisation est accordee pour une duree de 3 mois renouvelable dans la limite de 6 mois.</w:t>
       </w:r>
     </w:p>
     <w:p>
@@ -604,32 +1104,62 @@
         <w:pStyle w:val="Heading2"/>
       </w:pPr>
       <w:r>
-        <w:t>L�AIDE AUX SALARI�S PLAC�S EN ACTIVIT� PARTIELLE C �</w:t>
+        <w:rPr>
+          <w:b/>
+          <w:color w:val="2F5496"/>
+          <w:sz w:val="24"/>
+        </w:rPr>
+        <w:t>L'AIDE AUX SALARIeS PLACeS EN ACTIVITe PARTIELLE C e</w:t>
       </w:r>
     </w:p>
     <w:p>
       <w:r>
-        <w:t>Les salari�s en activit� partielle doivent percevoir une r�mun�ration vers�e par l�employeur �gale au moins � 60% du salaire brut</w:t>
+        <w:rPr>
+          <w:b w:val="0"/>
+          <w:color w:val="000000"/>
+          <w:sz w:val="22"/>
+        </w:rPr>
+        <w:t>Les salaries en activite partielle doivent percevoir une remuneration versee par l'employeur egale au moins e 60% du salaire brut</w:t>
       </w:r>
     </w:p>
     <w:p>
       <w:r>
-        <w:t>par heure ch�m�e. L�indemnit� ne peut pas �tre inf�rieure � 9,22 � net, ni sup�rieure � un plafond de 31,46 � par heure ch�m�e.</w:t>
+        <w:rPr>
+          <w:b w:val="0"/>
+          <w:color w:val="000000"/>
+          <w:sz w:val="22"/>
+        </w:rPr>
+        <w:t>par heure chem'e. L'indemnite ne peut pas etre inferieure e 9,22 e net, ni superieure e un plafond de 31,46 e par heure chem'e.</w:t>
       </w:r>
     </w:p>
     <w:p>
       <w:r>
-        <w:t>Si la demande de l�employeur a �t� accept�e, ce dernier peut percevoir une allocation la limite de 1 000 heures par an</w:t>
+        <w:rPr>
+          <w:b w:val="0"/>
+          <w:color w:val="000000"/>
+          <w:sz w:val="22"/>
+        </w:rPr>
+        <w:t>Si la demande de l'employeur a et' acceptee, ce dernier peut percevoir une allocation la limite de 1 000 heures par an</w:t>
       </w:r>
     </w:p>
     <w:p>
       <w:r>
-        <w:t>(dans le cas g�n�ral) et par salari�s � hauteur de 36% de la r�mun�ration horaire brute.</w:t>
+        <w:rPr>
+          <w:b w:val="0"/>
+          <w:color w:val="000000"/>
+          <w:sz w:val="22"/>
+        </w:rPr>
+        <w:t>(dans le cas gen'ral) et par salaries e hauteur de 36% de la remuneration horaire brute.</w:t>
       </w:r>
     </w:p>
     <w:p>
       <w:r>
-        <w:t>Elle est de 8,30 � minimum et de 18,87 � maximum</w:t>
+        <w:rPr>
+          <w:b w:val="0"/>
+          <w:color w:val="000000"/>
+          <w:sz w:val="22"/>
+        </w:rPr>
+        <w:t>Elle est de 8,30 e minimum et de 18,87 e maximum</w:t>
       </w:r>
     </w:p>
     <w:p/>

--- a/droit social dcg/29- chomage.docx
+++ b/droit social dcg/29- chomage.docx
@@ -35,7 +35,7 @@
           <w:color w:val="000000"/>
           <w:sz w:val="22"/>
         </w:rPr>
-        <w:t>e</w:t>
+        <w:t>à</w:t>
       </w:r>
     </w:p>
     <w:p>
@@ -48,7 +48,7 @@
           <w:color w:val="7030A0"/>
           <w:sz w:val="24"/>
         </w:rPr>
-        <w:t>CONDITIONS DE PERCEPTION DE L'ARE A e</w:t>
+        <w:t>CONDITIONS DE PERCEPTION DE L'ARE A •</w:t>
       </w:r>
     </w:p>
     <w:p>
@@ -81,7 +81,7 @@
           <w:color w:val="000000"/>
           <w:sz w:val="22"/>
         </w:rPr>
-        <w:t>Le chemage ouvre droit au salarie qui en remplit les conditions, e la perception d'une allocation chemage qui repose sur</w:t>
+        <w:t>Le chômage ouvre droit au salarié qui en remplit les conditions, à la perception d'une allocation chômage qui repose sur</w:t>
       </w:r>
     </w:p>
     <w:p>
@@ -91,7 +91,7 @@
           <w:color w:val="000000"/>
           <w:sz w:val="22"/>
         </w:rPr>
-        <w:t>un systeme d'assurance.</w:t>
+        <w:t>un système d'assurance.</w:t>
       </w:r>
     </w:p>
     <w:p>
@@ -101,7 +101,7 @@
           <w:color w:val="000000"/>
           <w:sz w:val="22"/>
         </w:rPr>
-        <w:t>Le demandeur d'emploi doit proceder e son inscription aupres de France Travail pour ben'ficier des droits que lui</w:t>
+        <w:t>Le demandeur d'emploi doit procéder à son inscription auprès de France Travail pour bénéficier des droits que lui</w:t>
       </w:r>
     </w:p>
     <w:p>
@@ -111,7 +111,7 @@
           <w:color w:val="000000"/>
           <w:sz w:val="22"/>
         </w:rPr>
-        <w:t>confere son statut.</w:t>
+        <w:t>confère son statut.</w:t>
       </w:r>
     </w:p>
     <w:p>
@@ -121,7 +121,7 @@
           <w:color w:val="000000"/>
           <w:sz w:val="22"/>
         </w:rPr>
-        <w:t>Le ben'fice de l'allocation d'aide au retour e l'emploi est accorde aux conditions suivantes :</w:t>
+        <w:t>Le bénéfice de l'allocation d'aide au retour à l'emploi est accorde aux conditions suivantes :</w:t>
       </w:r>
     </w:p>
     <w:p>
@@ -134,7 +134,7 @@
           <w:color w:val="000000"/>
           <w:sz w:val="22"/>
         </w:rPr>
-        <w:t>etre inscrit comme demandeur d'emploi ou accomplir une action de formation. L'inscription doit se faire dans les 12</w:t>
+        <w:t>être inscrit comme demandeur d'emploi ou accomplir une action de formation. L'inscription doit se faire dans les 12</w:t>
       </w:r>
     </w:p>
     <w:p>
@@ -144,7 +144,7 @@
           <w:color w:val="000000"/>
           <w:sz w:val="22"/>
         </w:rPr>
-        <w:t>mois e compter de la fin du contrat de travail ;</w:t>
+        <w:t>mois à compter de la fin du contrat de travail ;</w:t>
       </w:r>
     </w:p>
     <w:p>
@@ -157,7 +157,7 @@
           <w:color w:val="000000"/>
           <w:sz w:val="22"/>
         </w:rPr>
-        <w:t>justifier d'une duree d'affiliation suffisante (avoir travaille 6 mois au cours des 24 derniers mois - soit 130 jours ou 910</w:t>
+        <w:t>justifier d'une durée d'affiliation suffisante (avoir travaille 6 mois au cours des 24 derniers mois - soit 130 jours ou 910</w:t>
       </w:r>
     </w:p>
     <w:p>
@@ -167,7 +167,7 @@
           <w:color w:val="000000"/>
           <w:sz w:val="22"/>
         </w:rPr>
-        <w:t>heures e pour les personnes de moins de 55 ans, et la m'me exigence mais calculee sur les 36 derniers mois pour les</w:t>
+        <w:t>heures à pour les personnes de moins de 55 ans, et la même exigence mais calculée sur les 36 derniers mois pour les</w:t>
       </w:r>
     </w:p>
     <w:p>
@@ -190,7 +190,7 @@
           <w:color w:val="000000"/>
           <w:sz w:val="22"/>
         </w:rPr>
-        <w:t>etre involontairement prive d'emploi ;</w:t>
+        <w:t>être involontairement privé d'emploi ;</w:t>
       </w:r>
     </w:p>
     <w:p>
@@ -203,7 +203,7 @@
           <w:color w:val="000000"/>
           <w:sz w:val="22"/>
         </w:rPr>
-        <w:t>etre e la recherche d'un emploi de faeon effective et permanente ;</w:t>
+        <w:t>être à la recherche d'un emploi de façon effective et permanente ;</w:t>
       </w:r>
     </w:p>
     <w:p>
@@ -216,7 +216,7 @@
           <w:color w:val="000000"/>
           <w:sz w:val="22"/>
         </w:rPr>
-        <w:t>ne pas avoir atteint l'ege l'gal de d'part e la retraite ou celui permettant de ben'ficier d'une retraite e taux plein ;</w:t>
+        <w:t>ne pas avoir atteint l'âge légal de départ à la retraite ou celui permettant de bénéficier d'une retraite à taux plein ;</w:t>
       </w:r>
     </w:p>
     <w:p>
@@ -229,7 +229,7 @@
           <w:color w:val="000000"/>
           <w:sz w:val="22"/>
         </w:rPr>
-        <w:t>etre physiquement apte e occuper un emploi.</w:t>
+        <w:t>être physiquement apte à occuper un emploi.</w:t>
       </w:r>
     </w:p>
     <w:p>
@@ -239,7 +239,7 @@
           <w:color w:val="000000"/>
           <w:sz w:val="22"/>
         </w:rPr>
-        <w:t>e noter, une disposition issue de la loi du 21 d'cembre 2022 : e l'issue d'un contrat e duree d'terminee ou de travail</w:t>
+        <w:t>à noter, une disposition issue de la loi du 21 décembre 2022 : à l'issue d'un contrat à durée déterminée ou de travail</w:t>
       </w:r>
     </w:p>
     <w:p>
@@ -249,7 +249,7 @@
           <w:color w:val="000000"/>
           <w:sz w:val="22"/>
         </w:rPr>
-        <w:t>temporaire, l'employeur doit notifier au salarie, lorsque cela est envisage, son intention de poursuivre la relation de travail en</w:t>
+        <w:t>temporaire, l'employeur doit notifier au salarié, lorsque cela est envisage, son intention de poursuivre la relation de travail en</w:t>
       </w:r>
     </w:p>
     <w:p>
@@ -259,7 +259,7 @@
           <w:color w:val="000000"/>
           <w:sz w:val="22"/>
         </w:rPr>
-        <w:t>contrat e duree indeterminee. En cas de deux refus consecutifs sur une periode de 12 mois sur des emplois similaires (lieu de</w:t>
+        <w:t>contrat à durée indéterminée. En cas de deux refus consécutifs sur une période de 12 mois sur des emplois similaires (lieu de</w:t>
       </w:r>
     </w:p>
     <w:p>
@@ -269,7 +269,7 @@
           <w:color w:val="000000"/>
           <w:sz w:val="22"/>
         </w:rPr>
-        <w:t>travail, remuneration, responsabilite), le demandeur d'emploi perd ses droits e l'assurance chemage sauf exception.</w:t>
+        <w:t>travail, rémunération, responsabilité), le demandeur d'emploi perd ses droits à l'assurance chômage sauf exception.</w:t>
       </w:r>
     </w:p>
     <w:p>
@@ -279,7 +279,7 @@
           <w:color w:val="000000"/>
           <w:sz w:val="22"/>
         </w:rPr>
-        <w:t>D'autre part le refus de deux offres raisonnables d'emploi peut exposer le demandeur d'emploi e sa radiation de France</w:t>
+        <w:t>D'autre part le refus de deux offres raisonnables d'emploi peut exposer le demandeur d'emploi à sa radiation de France</w:t>
       </w:r>
     </w:p>
     <w:p>
@@ -289,7 +289,7 @@
           <w:color w:val="000000"/>
           <w:sz w:val="22"/>
         </w:rPr>
-        <w:t>Travail et e la perte de son allocation. La notion d'offre raisonnable a et' precisee dans la convention du 15 novembre 2024.</w:t>
+        <w:t>Travail et à la perte de son allocation. La notion d'offre raisonnable a été précisée dans la convention du 15 novembre 2024.</w:t>
       </w:r>
     </w:p>
     <w:p/>
@@ -323,7 +323,7 @@
           <w:color w:val="000000"/>
           <w:sz w:val="22"/>
         </w:rPr>
-        <w:t>De nouvelles regles qui prennent en compte le marche de l'emploi s'appliquent depuis le 1er avril 2025.</w:t>
+        <w:t>De nouvelles règles qui prennent en compte le marché de l'emploi s'appliquent depuis le 1er avril 2025.</w:t>
       </w:r>
     </w:p>
     <w:p>
@@ -343,7 +343,7 @@
           <w:color w:val="000000"/>
           <w:sz w:val="22"/>
         </w:rPr>
-        <w:t>La duree d'indemnisation minimale dans le cas gen'ral ne peut etre inferieure e 182 jours calendaires (c'est-e-dire que si</w:t>
+        <w:t>La durée d'indemnisation minimale dans le cas général ne peut être inférieure à 182 jours calendaires (c'est-à-dire que si</w:t>
       </w:r>
     </w:p>
     <w:p>
@@ -353,7 +353,7 @@
           <w:color w:val="000000"/>
           <w:sz w:val="22"/>
         </w:rPr>
-        <w:t>la duree d'emploi est de moins de 6 mois, il n'y a pas d'indemnisation).</w:t>
+        <w:t>la durée d'emploi est de moins de 6 mois, il n'y a pas d'indemnisation).</w:t>
       </w:r>
     </w:p>
     <w:p>
@@ -363,7 +363,7 @@
           <w:color w:val="000000"/>
           <w:sz w:val="22"/>
         </w:rPr>
-        <w:t>Lorsque la conjoncture est d'favorable, elle ne peut etre superieure e :</w:t>
+        <w:t>Lorsque la conjoncture est défavorable, elle ne peut être supérieure à :</w:t>
       </w:r>
     </w:p>
     <w:p>
@@ -389,7 +389,7 @@
           <w:color w:val="000000"/>
           <w:sz w:val="22"/>
         </w:rPr>
-        <w:t>30 mois de 55 e 56 ans ;</w:t>
+        <w:t>30 mois de 55 à 56 ans ;</w:t>
       </w:r>
     </w:p>
     <w:p>
@@ -402,7 +402,7 @@
           <w:color w:val="000000"/>
           <w:sz w:val="22"/>
         </w:rPr>
-        <w:t>36 mois e partir de 57 ans et plus.</w:t>
+        <w:t>36 mois à partir de 57 ans et plus.</w:t>
       </w:r>
     </w:p>
     <w:p>
@@ -412,7 +412,7 @@
           <w:color w:val="000000"/>
           <w:sz w:val="22"/>
         </w:rPr>
-        <w:t>Attenuation du principe</w:t>
+        <w:t>Atténuation du principe</w:t>
       </w:r>
     </w:p>
     <w:p>
@@ -422,7 +422,7 @@
           <w:color w:val="000000"/>
           <w:sz w:val="22"/>
         </w:rPr>
-        <w:t>La duree minimale est inchangee. Concernant la duree maximale, elle peut etre diminuee selon la regle suivante :</w:t>
+        <w:t>La durée minimale est inchangée. Concernant la durée maximale, elle peut être diminuée selon la règle suivante :</w:t>
       </w:r>
     </w:p>
     <w:p>
@@ -435,7 +435,7 @@
           <w:color w:val="000000"/>
           <w:sz w:val="22"/>
         </w:rPr>
-        <w:t>si le taux de chemage global est inferieur e 9% et qu'il n'a pas progresse de 0,8% sur 1 trimestre, la duree</w:t>
+        <w:t>si le taux de chômage global est inférieur à 9% et qu'il n'a pas progresse de 0,8% sur 1 trimestre, la durée</w:t>
       </w:r>
     </w:p>
     <w:p>
@@ -445,7 +445,7 @@
           <w:color w:val="000000"/>
           <w:sz w:val="22"/>
         </w:rPr>
-        <w:t>d'indemnisation est reduite de 25% (soit 548 jours au lieu de 730 pour les moins de 55 ans = 18 mois au lieu de 24) ;</w:t>
+        <w:t>d'indemnisation est réduite de 25% (soit 548 jours au lieu de 730 pour les moins de 55 ans = 18 mois au lieu de 24) ;</w:t>
       </w:r>
     </w:p>
     <w:p>
@@ -458,7 +458,7 @@
           <w:color w:val="000000"/>
           <w:sz w:val="22"/>
         </w:rPr>
-        <w:t>si le taux de chemage global est inferieur e 9% et qu'il a progresse de 0,8%, les allocataires ben'ficient d'un</w:t>
+        <w:t>si le taux de chômage global est inférieur à 9% et qu'il a progresse de 0,8%, les allocataires bénéficient d'un</w:t>
       </w:r>
     </w:p>
     <w:p>
@@ -468,7 +468,7 @@
           <w:color w:val="000000"/>
           <w:sz w:val="22"/>
         </w:rPr>
-        <w:t>complement de fin de droits amenant la duree d'indemnisation e celle prevue au principe.</w:t>
+        <w:t>complément de fin de droits amenant la durée d'indemnisation à celle prévue au principe.</w:t>
       </w:r>
     </w:p>
     <w:p>
@@ -521,7 +521,7 @@
           <w:color w:val="000000"/>
           <w:sz w:val="22"/>
         </w:rPr>
-        <w:t>octobre 2014, les demandeurs d'emplois ben'ficient de droits rechargeables dont le principe est le suivant :</w:t>
+        <w:t>octobre 2014, les demandeurs d'emplois bénéficient de droits rechargeables dont le principe est le suivant :</w:t>
       </w:r>
     </w:p>
     <w:p>
@@ -531,7 +531,7 @@
           <w:color w:val="000000"/>
           <w:sz w:val="22"/>
         </w:rPr>
-        <w:t>si au cours de la periode d'indemnisation le demandeur d'emploi retrouve une activite salariee, ses droits sont</w:t>
+        <w:t>si au cours de la période d'indemnisation le demandeur d'emploi retrouve une activité salariée, ses droits sont</w:t>
       </w:r>
     </w:p>
     <w:p>
@@ -541,7 +541,7 @@
           <w:color w:val="000000"/>
           <w:sz w:val="22"/>
         </w:rPr>
-        <w:t>suspendus, mais il conserve les droits non utilises en cas de nouvelle perte involontaire d'emploi e condition d'avoir</w:t>
+        <w:t>suspendus, mais il conserve les droits non utilisés en cas de nouvelle perte involontaire d'emploi à condition d'avoir</w:t>
       </w:r>
     </w:p>
     <w:p>
@@ -551,7 +551,7 @@
           <w:color w:val="000000"/>
           <w:sz w:val="22"/>
         </w:rPr>
-        <w:t>travaille au moins 910 heures sur l'ensemble de la periode d'indemnisation. Il dispose d'un droit d'option entre ses</w:t>
+        <w:t>travaille au moins 910 heures sur l'ensemble de la période d'indemnisation. Il dispose d'un droit d'option entre ses</w:t>
       </w:r>
     </w:p>
     <w:p>
@@ -561,7 +561,7 @@
           <w:color w:val="000000"/>
           <w:sz w:val="22"/>
         </w:rPr>
-        <w:t>anciens droits et les nouveaux resultant de sa derniere activite.</w:t>
+        <w:t>anciens droits et les nouveaux résultant de sa dernière activité.</w:t>
       </w:r>
     </w:p>
     <w:p>
@@ -594,7 +594,7 @@
           <w:color w:val="000000"/>
           <w:sz w:val="22"/>
         </w:rPr>
-        <w:t>Le montant brut de l'allocation est egal :</w:t>
+        <w:t>Le montant brut de l'allocation est égal :</w:t>
       </w:r>
     </w:p>
     <w:p>
@@ -607,7 +607,7 @@
           <w:color w:val="000000"/>
           <w:sz w:val="22"/>
         </w:rPr>
-        <w:t>e 40,4% du salaire journalier de reference (calcule sur la base des remunerations pereues au cours des 24 derniers</w:t>
+        <w:t>à 40,4% du salaire journalier de référence (calculé sur la base des rémunérations perçues au cours des 24 derniers</w:t>
       </w:r>
     </w:p>
     <w:p>
@@ -617,7 +617,7 @@
           <w:color w:val="000000"/>
           <w:sz w:val="22"/>
         </w:rPr>
-        <w:t>mois pour les moins de 55 ans) plus une partie fixe de 13,18 e (valeur au 1</w:t>
+        <w:t>mois pour les moins de 55 ans) plus une partie fixe de 13,18 à (valeur au 1</w:t>
       </w:r>
     </w:p>
     <w:p>
@@ -650,7 +650,7 @@
           <w:color w:val="000000"/>
           <w:sz w:val="22"/>
         </w:rPr>
-        <w:t>et ne peux etre inferieure e 57% du salaire journalier de reference.</w:t>
+        <w:t>et ne peux être inférieure à 57% du salaire journalier de référence.</w:t>
       </w:r>
     </w:p>
     <w:p>
@@ -660,7 +660,7 @@
           <w:color w:val="000000"/>
           <w:sz w:val="22"/>
         </w:rPr>
-        <w:t>En toute hypothese, le montant journalier de l'ARE ne peut etre inferieur e 32,13 e (valeur au 1</w:t>
+        <w:t>En toute hypothèse, le montant journalier de l'ARE ne peut être inférieur à 32,13 à (valeur au 1</w:t>
       </w:r>
     </w:p>
     <w:p>
@@ -680,7 +680,7 @@
           <w:color w:val="000000"/>
           <w:sz w:val="22"/>
         </w:rPr>
-        <w:t>avril 2025) ni superieur e</w:t>
+        <w:t>avril 2025) ni supérieur à</w:t>
       </w:r>
     </w:p>
     <w:p>
@@ -690,7 +690,7 @@
           <w:color w:val="000000"/>
           <w:sz w:val="22"/>
         </w:rPr>
-        <w:t>75% du salaire journalier de reference. Depuis le 1</w:t>
+        <w:t>75% du salaire journalier de référence. Depuis le 1</w:t>
       </w:r>
     </w:p>
     <w:p>
@@ -710,7 +710,7 @@
           <w:color w:val="000000"/>
           <w:sz w:val="22"/>
         </w:rPr>
-        <w:t>juillet 2021, le salaire journalier de reference est etabli e partir des</w:t>
+        <w:t>juillet 2021, le salaire journalier de référence est établi à partir des</w:t>
       </w:r>
     </w:p>
     <w:p>
@@ -720,7 +720,7 @@
           <w:color w:val="000000"/>
           <w:sz w:val="22"/>
         </w:rPr>
-        <w:t>remunerations pereues au cours des 24 derniers mois civils prec'dents la perte d'emploi. Les jours d'inactivites sont pris</w:t>
+        <w:t>rémunérations perçues au cours des 24 derniers mois civils précédents la perte d'emploi. Les jours d'inactivités sont pris</w:t>
       </w:r>
     </w:p>
     <w:p>
@@ -730,7 +730,7 @@
           <w:color w:val="000000"/>
           <w:sz w:val="22"/>
         </w:rPr>
-        <w:t>en compte dans un plafond 70% des periodes d'emploi (depuis le 1</w:t>
+        <w:t>en compte dans un plafond 70% des périodes d'emploi (depuis le 1</w:t>
       </w:r>
     </w:p>
     <w:p>
@@ -760,7 +760,7 @@
           <w:color w:val="000000"/>
           <w:sz w:val="22"/>
         </w:rPr>
-        <w:t>Enfin, il est prevu un systeme de d'gressivite pour les personnes dont le revenu est superieur 4 940 euros brut par mois.</w:t>
+        <w:t>Enfin, il est prévu un système de dégressivité pour les personnes dont le revenu est supérieur 4 940 euros brut par mois.</w:t>
       </w:r>
     </w:p>
     <w:p>
@@ -770,7 +770,7 @@
           <w:color w:val="000000"/>
           <w:sz w:val="22"/>
         </w:rPr>
-        <w:t>Le m'canisme s'appliquera e compter du 7</w:t>
+        <w:t>Le mécanisme s'appliquera à compter du 7</w:t>
       </w:r>
     </w:p>
     <w:p>
@@ -790,7 +790,7 @@
           <w:color w:val="000000"/>
           <w:sz w:val="22"/>
         </w:rPr>
-        <w:t>mois d'indemnisation. N'anmoins, la d'gressivite de l'allocation ne s'ap-</w:t>
+        <w:t>mois d'indemnisation. Néanmoins, la dégressivité de l'allocation ne s'ap-</w:t>
       </w:r>
     </w:p>
     <w:p>
@@ -800,7 +800,7 @@
           <w:color w:val="000000"/>
           <w:sz w:val="22"/>
         </w:rPr>
-        <w:t>plique pas e partir de 55 ans.</w:t>
+        <w:t>plique pas à partir de 55 ans.</w:t>
       </w:r>
     </w:p>
     <w:p>
@@ -813,7 +813,7 @@
           <w:color w:val="2F5496"/>
           <w:sz w:val="24"/>
         </w:rPr>
-        <w:t>LA PROTECTION SOCIALE DU CHeMEUR B e</w:t>
+        <w:t>LA PROTECTION SOCIALE DU CHÔMEUR B •</w:t>
       </w:r>
     </w:p>
     <w:p>
@@ -823,7 +823,7 @@
           <w:color w:val="000000"/>
           <w:sz w:val="22"/>
         </w:rPr>
-        <w:t>Toute personne justifiant de l'allocation d'aide retour e l'emploi ainsi que de l'allocation de solidarite specifique</w:t>
+        <w:t>Toute personne justifiant de l'allocation d'aide retour à l'emploi ainsi que de l'allocation de solidarité spécifique</w:t>
       </w:r>
     </w:p>
     <w:p>
@@ -833,7 +833,7 @@
           <w:color w:val="000000"/>
           <w:sz w:val="22"/>
         </w:rPr>
-        <w:t>ben'ficie du maintien de ses droits aux prestations d'assurance maladie, maternite, invalidite et d'c's entrant dans le</w:t>
+        <w:t>bénéficie du maintien de ses droits aux prestations d'assurance maladie, maternité, invalidité et décès entrant dans le</w:t>
       </w:r>
     </w:p>
     <w:p>
@@ -843,7 +843,7 @@
           <w:color w:val="000000"/>
           <w:sz w:val="22"/>
         </w:rPr>
-        <w:t>cadre du regime obligatoire dont elle relevait anterieurement (L 311-5 C. ss.). La duree des prestations est equivalente e</w:t>
+        <w:t>cadre du régime obligatoire dont elle relevait antérieurement (L 311-5 C. ss.). La durée des prestations est équivalente à</w:t>
       </w:r>
     </w:p>
     <w:p>
@@ -853,7 +853,7 @@
           <w:color w:val="000000"/>
           <w:sz w:val="22"/>
         </w:rPr>
-        <w:t>celle des allocations. Au-dele, seules les prestations en nature des assurances maladie et maternite sont servies.</w:t>
+        <w:t>celle des allocations. Au-delà, seules les prestations en nature des assurances maladie et maternité sont servies.</w:t>
       </w:r>
     </w:p>
     <w:p>
@@ -866,7 +866,7 @@
           <w:color w:val="2F5496"/>
           <w:sz w:val="24"/>
         </w:rPr>
-        <w:t>L'ACTIVITe PARTIELLE (ANCIENNEMENT CHeMAGE PARTIEL) II e</w:t>
+        <w:t>L'ACTIVITÉ PARTIELLE (ANCIENNEMENT CHÔMAGE PARTIEL) II •</w:t>
       </w:r>
     </w:p>
     <w:p>
@@ -879,7 +879,7 @@
           <w:color w:val="2F5496"/>
           <w:sz w:val="24"/>
         </w:rPr>
-        <w:t>RECOURS ET ReMUNeRATION DE L'ACTIVITe PARTIELLE A e</w:t>
+        <w:t>RECOURS ET RÉMUNÉRATION DE L'ACTIVITÉ PARTIELLE A •</w:t>
       </w:r>
     </w:p>
     <w:p>
@@ -889,7 +889,7 @@
           <w:color w:val="000000"/>
           <w:sz w:val="22"/>
         </w:rPr>
-        <w:t>Lorsque l'employeur est contraint de diminuer la remuneration des salaries, au motif (art. L 5122-1 C.Trav) :</w:t>
+        <w:t>Lorsque l'employeur est contraint de diminuer la rémunération des salariés, au motif (art. L 5122-1 C.Trav) :</w:t>
       </w:r>
     </w:p>
     <w:p>
@@ -915,7 +915,7 @@
           <w:color w:val="000000"/>
           <w:sz w:val="22"/>
         </w:rPr>
-        <w:t>ou de la reduction de l'horaire de travail,</w:t>
+        <w:t>ou de la réduction de l'horaire de travail,</w:t>
       </w:r>
     </w:p>
     <w:p>
@@ -938,7 +938,7 @@
           <w:color w:val="000000"/>
           <w:sz w:val="22"/>
         </w:rPr>
-        <w:t>de la conjoncture economique,</w:t>
+        <w:t>de la conjoncture économique,</w:t>
       </w:r>
     </w:p>
     <w:p>
@@ -951,7 +951,7 @@
           <w:color w:val="000000"/>
           <w:sz w:val="22"/>
         </w:rPr>
-        <w:t>des difficultes d'approvisionnement en matieres premieres ou en energie,</w:t>
+        <w:t>des difficultés d'approvisionnement en matières premières ou en énergie,</w:t>
       </w:r>
     </w:p>
     <w:p>
@@ -964,7 +964,7 @@
           <w:color w:val="000000"/>
           <w:sz w:val="22"/>
         </w:rPr>
-        <w:t>d'un sinistre ou des intemperies de caractere exceptionnel,</w:t>
+        <w:t>d'un sinistre ou des intempéries de caractère exceptionnel,</w:t>
       </w:r>
     </w:p>
     <w:p>
@@ -990,7 +990,7 @@
           <w:color w:val="000000"/>
           <w:sz w:val="22"/>
         </w:rPr>
-        <w:t>ou de toute autre circonstance de caractere exceptionnel,</w:t>
+        <w:t>ou de toute autre circonstance de caractère exceptionnel,</w:t>
       </w:r>
     </w:p>
     <w:p>
@@ -1000,7 +1000,7 @@
           <w:color w:val="000000"/>
           <w:sz w:val="22"/>
         </w:rPr>
-        <w:t>il est possible de placer les salaries en position d'activite partielle.</w:t>
+        <w:t>il est possible de placer les salariés en position d'activité partielle.</w:t>
       </w:r>
     </w:p>
     <w:p>
@@ -1013,7 +1013,7 @@
           <w:color w:val="2F5496"/>
           <w:sz w:val="24"/>
         </w:rPr>
-        <w:t>PROCeDURE B e</w:t>
+        <w:t>PROCÉDURE B •</w:t>
       </w:r>
     </w:p>
     <w:p>
@@ -1023,7 +1023,7 @@
           <w:color w:val="000000"/>
           <w:sz w:val="22"/>
         </w:rPr>
-        <w:t>L'employeur plaeant les salaries en activite partielle doit au prealable :</w:t>
+        <w:t>L'employeur plaçant les salariés en activité partielle doit au préalable :</w:t>
       </w:r>
     </w:p>
     <w:p>
@@ -1036,7 +1036,7 @@
           <w:color w:val="000000"/>
           <w:sz w:val="22"/>
         </w:rPr>
-        <w:t>consulter le comite social et economique, en indiquant les motifs la justifiant, ainsi que les activites concernees et les</w:t>
+        <w:t>consulter le comité social et économique, en indiquant les motifs la justifiant, ainsi que les activités concernées et les</w:t>
       </w:r>
     </w:p>
     <w:p>
@@ -1046,7 +1046,7 @@
           <w:color w:val="000000"/>
           <w:sz w:val="22"/>
         </w:rPr>
-        <w:t>modalites de sa mise en euvre ;</w:t>
+        <w:t>modalités de sa mise en ouvre ;</w:t>
       </w:r>
     </w:p>
     <w:p>
@@ -1056,7 +1056,7 @@
           <w:color w:val="000000"/>
           <w:sz w:val="22"/>
         </w:rPr>
-        <w:t>adresser une demande d'autorisation administrative aupres de la direction d'partementale de l'economie, de l'em--</w:t>
+        <w:t>adresser une demande d'autorisation administrative auprès de la direction départementale de l'économie, de l'em--</w:t>
       </w:r>
     </w:p>
     <w:p>
@@ -1066,7 +1066,7 @@
           <w:color w:val="000000"/>
           <w:sz w:val="22"/>
         </w:rPr>
-        <w:t>ploi, du travail et des solidarites (DDETS). La demande doit etre formulee dans un d'lai de 30 jours e compter du</w:t>
+        <w:t>ploi, du travail et des solidarités (DDETS). La demande doit être formulée dans un délai de 30 jours à compter du</w:t>
       </w:r>
     </w:p>
     <w:p>
@@ -1076,7 +1076,7 @@
           <w:color w:val="000000"/>
           <w:sz w:val="22"/>
         </w:rPr>
-        <w:t>placement des salaries en activite partielle (service en ligne) ;</w:t>
+        <w:t>placement des salariés en activité partielle (service en ligne) ;</w:t>
       </w:r>
     </w:p>
     <w:p>
@@ -1086,7 +1086,7 @@
           <w:color w:val="000000"/>
           <w:sz w:val="22"/>
         </w:rPr>
-        <w:t>L'instruction de la demande est encadree dans un d'lai de 15 jours. En l'absence de reponse dans ce d'lai, la demande est</w:t>
+        <w:t>L'instruction de la demande est encadrée dans un délai de 15 jours. En l'absence de réponse dans ce délai, la demande est</w:t>
       </w:r>
     </w:p>
     <w:p>
@@ -1096,7 +1096,7 @@
           <w:color w:val="000000"/>
           <w:sz w:val="22"/>
         </w:rPr>
-        <w:t>tacitement accordee. En cas d'accord, l'autorisation est accordee pour une duree de 3 mois renouvelable dans la limite de 6 mois.</w:t>
+        <w:t>tacitement accordée. En cas d'accord, l'autorisation est accordée pour une durée de 3 mois renouvelable dans la limite de 6 mois.</w:t>
       </w:r>
     </w:p>
     <w:p>
@@ -1109,7 +1109,7 @@
           <w:color w:val="2F5496"/>
           <w:sz w:val="24"/>
         </w:rPr>
-        <w:t>L'AIDE AUX SALARIeS PLACeS EN ACTIVITe PARTIELLE C e</w:t>
+        <w:t>L'AIDE AUX SALARIÉS PLACES EN ACTIVITÉ PARTIELLE C •</w:t>
       </w:r>
     </w:p>
     <w:p>
@@ -1119,7 +1119,7 @@
           <w:color w:val="000000"/>
           <w:sz w:val="22"/>
         </w:rPr>
-        <w:t>Les salaries en activite partielle doivent percevoir une remuneration versee par l'employeur egale au moins e 60% du salaire brut</w:t>
+        <w:t>Les salariés en activité partielle doivent percevoir une rémunération versée par l'employeur égale au moins à 60% du salaire brut</w:t>
       </w:r>
     </w:p>
     <w:p>
@@ -1129,7 +1129,7 @@
           <w:color w:val="000000"/>
           <w:sz w:val="22"/>
         </w:rPr>
-        <w:t>par heure chem'e. L'indemnite ne peut pas etre inferieure e 9,22 e net, ni superieure e un plafond de 31,46 e par heure chem'e.</w:t>
+        <w:t>par heure chimie. L'indemnité ne peut pas être inférieure à 9,22 à net, ni supérieure à un plafond de 31,46 à par heure chimie.</w:t>
       </w:r>
     </w:p>
     <w:p>
@@ -1139,7 +1139,7 @@
           <w:color w:val="000000"/>
           <w:sz w:val="22"/>
         </w:rPr>
-        <w:t>Si la demande de l'employeur a et' acceptee, ce dernier peut percevoir une allocation la limite de 1 000 heures par an</w:t>
+        <w:t>Si la demande de l'employeur a été acceptée, ce dernier peut percevoir une allocation la limite de 1 000 heures par an</w:t>
       </w:r>
     </w:p>
     <w:p>
@@ -1149,7 +1149,7 @@
           <w:color w:val="000000"/>
           <w:sz w:val="22"/>
         </w:rPr>
-        <w:t>(dans le cas gen'ral) et par salaries e hauteur de 36% de la remuneration horaire brute.</w:t>
+        <w:t>(dans le cas général) et par salariés à hauteur de 36% de la rémunération horaire brute.</w:t>
       </w:r>
     </w:p>
     <w:p>
@@ -1159,9 +1159,10 @@
           <w:color w:val="000000"/>
           <w:sz w:val="22"/>
         </w:rPr>
-        <w:t>Elle est de 8,30 e minimum et de 18,87 e maximum</w:t>
+        <w:t>Elle est de 8,30 à minimum et de 18,87 à maximum</w:t>
       </w:r>
     </w:p>
+    <w:p/>
     <w:p/>
     <w:sectPr>
       <w:pgSz w:w="12240" w:h="15840"/>

--- a/droit social dcg/29- chomage.docx
+++ b/droit social dcg/29- chomage.docx
@@ -45,10 +45,10 @@
       <w:r>
         <w:rPr>
           <w:b/>
-          <w:color w:val="7030A0"/>
+          <w:color w:val="BF5700"/>
           <w:sz w:val="24"/>
         </w:rPr>
-        <w:t>CONDITIONS DE PERCEPTION DE L'ARE A •</w:t>
+        <w:t>A • CONDITIONS DE PERCEPTION DE L'ARE</w:t>
       </w:r>
     </w:p>
     <w:p>
@@ -78,7 +78,7 @@
       <w:r>
         <w:rPr>
           <w:b w:val="0"/>
-          <w:color w:val="000000"/>
+          <w:color w:val="BF5700"/>
           <w:sz w:val="22"/>
         </w:rPr>
         <w:t>Le chômage ouvre droit au salarié qui en remplit les conditions, à la perception d'une allocation chômage qui repose sur</w:t>
@@ -98,7 +98,7 @@
       <w:r>
         <w:rPr>
           <w:b w:val="0"/>
-          <w:color w:val="000000"/>
+          <w:color w:val="BF5700"/>
           <w:sz w:val="22"/>
         </w:rPr>
         <w:t>Le demandeur d'emploi doit procéder à son inscription auprès de France Travail pour bénéficier des droits que lui</w:t>
@@ -118,7 +118,7 @@
       <w:r>
         <w:rPr>
           <w:b w:val="0"/>
-          <w:color w:val="000000"/>
+          <w:color w:val="BF5700"/>
           <w:sz w:val="22"/>
         </w:rPr>
         <w:t>Le bénéfice de l'allocation d'aide au retour à l'emploi est accorde aux conditions suivantes :</w:t>
@@ -131,7 +131,7 @@
       <w:r>
         <w:rPr>
           <w:b w:val="0"/>
-          <w:color w:val="000000"/>
+          <w:color w:val="BF5700"/>
           <w:sz w:val="22"/>
         </w:rPr>
         <w:t>être inscrit comme demandeur d'emploi ou accomplir une action de formation. L'inscription doit se faire dans les 12</w:t>
@@ -246,7 +246,7 @@
       <w:r>
         <w:rPr>
           <w:b w:val="0"/>
-          <w:color w:val="000000"/>
+          <w:color w:val="BF5700"/>
           <w:sz w:val="22"/>
         </w:rPr>
         <w:t>temporaire, l'employeur doit notifier au salarié, lorsque cela est envisage, son intention de poursuivre la relation de travail en</w:t>
@@ -266,7 +266,7 @@
       <w:r>
         <w:rPr>
           <w:b w:val="0"/>
-          <w:color w:val="000000"/>
+          <w:color w:val="C00000"/>
           <w:sz w:val="22"/>
         </w:rPr>
         <w:t>travail, rémunération, responsabilité), le demandeur d'emploi perd ses droits à l'assurance chômage sauf exception.</w:t>
@@ -286,7 +286,7 @@
       <w:r>
         <w:rPr>
           <w:b w:val="0"/>
-          <w:color w:val="000000"/>
+          <w:color w:val="00703C"/>
           <w:sz w:val="22"/>
         </w:rPr>
         <w:t>Travail et à la perte de son allocation. La notion d'offre raisonnable a été précisée dans la convention du 15 novembre 2024.</w:t>
@@ -330,7 +330,7 @@
       <w:r>
         <w:rPr>
           <w:b w:val="0"/>
-          <w:color w:val="000000"/>
+          <w:color w:val="BF5700"/>
           <w:sz w:val="22"/>
         </w:rPr>
         <w:t>Principe</w:t>
@@ -409,7 +409,7 @@
       <w:r>
         <w:rPr>
           <w:b w:val="0"/>
-          <w:color w:val="000000"/>
+          <w:color w:val="BF5700"/>
           <w:sz w:val="22"/>
         </w:rPr>
         <w:t>Atténuation du principe</w:t>
@@ -465,7 +465,7 @@
       <w:r>
         <w:rPr>
           <w:b w:val="0"/>
-          <w:color w:val="000000"/>
+          <w:color w:val="BF5700"/>
           <w:sz w:val="22"/>
         </w:rPr>
         <w:t>complément de fin de droits amenant la durée d'indemnisation à celle prévue au principe.</w:t>
@@ -518,7 +518,7 @@
       <w:r>
         <w:rPr>
           <w:b w:val="0"/>
-          <w:color w:val="000000"/>
+          <w:color w:val="BF5700"/>
           <w:sz w:val="22"/>
         </w:rPr>
         <w:t>octobre 2014, les demandeurs d'emplois bénéficient de droits rechargeables dont le principe est le suivant :</w:t>
@@ -538,7 +538,7 @@
       <w:r>
         <w:rPr>
           <w:b w:val="0"/>
-          <w:color w:val="000000"/>
+          <w:color w:val="BF5700"/>
           <w:sz w:val="22"/>
         </w:rPr>
         <w:t>suspendus, mais il conserve les droits non utilisés en cas de nouvelle perte involontaire d'emploi à condition d'avoir</w:t>
@@ -813,7 +813,7 @@
           <w:color w:val="2F5496"/>
           <w:sz w:val="24"/>
         </w:rPr>
-        <w:t>LA PROTECTION SOCIALE DU CHÔMEUR B •</w:t>
+        <w:t>B • LA PROTECTION SOCIALE DU CHÔMEUR</w:t>
       </w:r>
     </w:p>
     <w:p>
@@ -840,7 +840,7 @@
       <w:r>
         <w:rPr>
           <w:b w:val="0"/>
-          <w:color w:val="000000"/>
+          <w:color w:val="BF5700"/>
           <w:sz w:val="22"/>
         </w:rPr>
         <w:t>cadre du régime obligatoire dont elle relevait antérieurement (L 311-5 C. ss.). La durée des prestations est équivalente à</w:t>
@@ -866,7 +866,7 @@
           <w:color w:val="2F5496"/>
           <w:sz w:val="24"/>
         </w:rPr>
-        <w:t>L'ACTIVITÉ PARTIELLE (ANCIENNEMENT CHÔMAGE PARTIEL) II •</w:t>
+        <w:t>II • L'ACTIVITÉ PARTIELLE (ANCIENNEMENT CHÔMAGE PARTIEL)</w:t>
       </w:r>
     </w:p>
     <w:p>
@@ -879,7 +879,7 @@
           <w:color w:val="2F5496"/>
           <w:sz w:val="24"/>
         </w:rPr>
-        <w:t>RECOURS ET RÉMUNÉRATION DE L'ACTIVITÉ PARTIELLE A •</w:t>
+        <w:t>A • RECOURS ET RÉMUNÉRATION DE L'ACTIVITÉ PARTIELLE</w:t>
       </w:r>
     </w:p>
     <w:p>
@@ -961,7 +961,7 @@
       <w:r>
         <w:rPr>
           <w:b w:val="0"/>
-          <w:color w:val="000000"/>
+          <w:color w:val="C00000"/>
           <w:sz w:val="22"/>
         </w:rPr>
         <w:t>d'un sinistre ou des intempéries de caractère exceptionnel,</w:t>
@@ -987,7 +987,7 @@
       <w:r>
         <w:rPr>
           <w:b w:val="0"/>
-          <w:color w:val="000000"/>
+          <w:color w:val="C00000"/>
           <w:sz w:val="22"/>
         </w:rPr>
         <w:t>ou de toute autre circonstance de caractère exceptionnel,</w:t>
@@ -1010,17 +1010,17 @@
       <w:r>
         <w:rPr>
           <w:b/>
-          <w:color w:val="2F5496"/>
+          <w:color w:val="BF5700"/>
           <w:sz w:val="24"/>
         </w:rPr>
-        <w:t>PROCÉDURE B •</w:t>
+        <w:t>B • PROCÉDURE</w:t>
       </w:r>
     </w:p>
     <w:p>
       <w:r>
         <w:rPr>
           <w:b w:val="0"/>
-          <w:color w:val="000000"/>
+          <w:color w:val="BF5700"/>
           <w:sz w:val="22"/>
         </w:rPr>
         <w:t>L'employeur plaçant les salariés en activité partielle doit au préalable :</w:t>
@@ -1033,7 +1033,7 @@
       <w:r>
         <w:rPr>
           <w:b w:val="0"/>
-          <w:color w:val="000000"/>
+          <w:color w:val="BF5700"/>
           <w:sz w:val="22"/>
         </w:rPr>
         <w:t>consulter le comité social et économique, en indiquant les motifs la justifiant, ainsi que les activités concernées et les</w:t>
@@ -1043,7 +1043,7 @@
       <w:r>
         <w:rPr>
           <w:b w:val="0"/>
-          <w:color w:val="000000"/>
+          <w:color w:val="BF5700"/>
           <w:sz w:val="22"/>
         </w:rPr>
         <w:t>modalités de sa mise en ouvre ;</w:t>
@@ -1053,7 +1053,7 @@
       <w:r>
         <w:rPr>
           <w:b w:val="0"/>
-          <w:color w:val="000000"/>
+          <w:color w:val="BF5700"/>
           <w:sz w:val="22"/>
         </w:rPr>
         <w:t>adresser une demande d'autorisation administrative auprès de la direction départementale de l'économie, de l'em--</w:t>
@@ -1063,7 +1063,7 @@
       <w:r>
         <w:rPr>
           <w:b w:val="0"/>
-          <w:color w:val="000000"/>
+          <w:color w:val="BF5700"/>
           <w:sz w:val="22"/>
         </w:rPr>
         <w:t>ploi, du travail et des solidarités (DDETS). La demande doit être formulée dans un délai de 30 jours à compter du</w:t>
@@ -1073,7 +1073,7 @@
       <w:r>
         <w:rPr>
           <w:b w:val="0"/>
-          <w:color w:val="000000"/>
+          <w:color w:val="BF5700"/>
           <w:sz w:val="22"/>
         </w:rPr>
         <w:t>placement des salariés en activité partielle (service en ligne) ;</w:t>
@@ -1083,7 +1083,7 @@
       <w:r>
         <w:rPr>
           <w:b w:val="0"/>
-          <w:color w:val="000000"/>
+          <w:color w:val="BF5700"/>
           <w:sz w:val="22"/>
         </w:rPr>
         <w:t>L'instruction de la demande est encadrée dans un délai de 15 jours. En l'absence de réponse dans ce délai, la demande est</w:t>
@@ -1093,7 +1093,7 @@
       <w:r>
         <w:rPr>
           <w:b w:val="0"/>
-          <w:color w:val="000000"/>
+          <w:color w:val="BF5700"/>
           <w:sz w:val="22"/>
         </w:rPr>
         <w:t>tacitement accordée. En cas d'accord, l'autorisation est accordée pour une durée de 3 mois renouvelable dans la limite de 6 mois.</w:t>
@@ -1109,14 +1109,14 @@
           <w:color w:val="2F5496"/>
           <w:sz w:val="24"/>
         </w:rPr>
-        <w:t>L'AIDE AUX SALARIÉS PLACES EN ACTIVITÉ PARTIELLE C •</w:t>
+        <w:t>C • L'AIDE AUX SALARIÉS PLACES EN ACTIVITÉ PARTIELLE</w:t>
       </w:r>
     </w:p>
     <w:p>
       <w:r>
         <w:rPr>
           <w:b w:val="0"/>
-          <w:color w:val="000000"/>
+          <w:color w:val="BF5700"/>
           <w:sz w:val="22"/>
         </w:rPr>
         <w:t>Les salariés en activité partielle doivent percevoir une rémunération versée par l'employeur égale au moins à 60% du salaire brut</w:t>
